--- a/répartition.docx
+++ b/répartition.docx
@@ -1,118 +1,94 @@
 
 <file path=word/document.xml><?xml version="1.0" encoding="utf-8"?>
-<w:document xmlns:wpc="http://schemas.microsoft.com/office/word/2010/wordprocessingCanvas" xmlns:cx="http://schemas.microsoft.com/office/drawing/2014/chartex" xmlns:cx1="http://schemas.microsoft.com/office/drawing/2015/9/8/chartex" xmlns:cx2="http://schemas.microsoft.com/office/drawing/2015/10/21/chartex" xmlns:cx3="http://schemas.microsoft.com/office/drawing/2016/5/9/chartex" xmlns:cx4="http://schemas.microsoft.com/office/drawing/2016/5/10/chartex" xmlns:cx5="http://schemas.microsoft.com/office/drawing/2016/5/11/chartex" xmlns:cx6="http://schemas.microsoft.com/office/drawing/2016/5/12/chartex" xmlns:cx7="http://schemas.microsoft.com/office/drawing/2016/5/13/chartex" xmlns:cx8="http://schemas.microsoft.com/office/drawing/2016/5/14/chartex" xmlns:mc="http://schemas.openxmlformats.org/markup-compatibility/2006" xmlns:aink="http://schemas.microsoft.com/office/drawing/2016/ink" xmlns:am3d="http://schemas.microsoft.com/office/drawing/2017/model3d" xmlns:o="urn:schemas-microsoft-com:office:office" xmlns:oel="http://schemas.microsoft.com/office/2019/extlst" xmlns:r="http://schemas.openxmlformats.org/officeDocument/2006/relationships" xmlns:m="http://schemas.openxmlformats.org/officeDocument/2006/math" xmlns:v="urn:schemas-microsoft-com:vml" xmlns:wp14="http://schemas.microsoft.com/office/word/2010/wordprocessingDrawing" xmlns:wp="http://schemas.openxmlformats.org/drawingml/2006/wordprocessingDrawing" xmlns:w10="urn:schemas-microsoft-com:office:word" xmlns:w="http://schemas.openxmlformats.org/wordprocessingml/2006/main" xmlns:w14="http://schemas.microsoft.com/office/word/2010/wordml" xmlns:w15="http://schemas.microsoft.com/office/word/2012/wordml" xmlns:w16cex="http://schemas.microsoft.com/office/word/2018/wordml/cex" xmlns:w16cid="http://schemas.microsoft.com/office/word/2016/wordml/cid" xmlns:w16="http://schemas.microsoft.com/office/word/2018/wordml" xmlns:w16du="http://schemas.microsoft.com/office/word/2023/wordml/word16du" xmlns:w16sdtdh="http://schemas.microsoft.com/office/word/2020/wordml/sdtdatahash" xmlns:w16sdtfl="http://schemas.microsoft.com/office/word/2024/wordml/sdtformatlock" xmlns:w16se="http://schemas.microsoft.com/office/word/2015/wordml/symex" xmlns:wpg="http://schemas.microsoft.com/office/word/2010/wordprocessingGroup" xmlns:wpi="http://schemas.microsoft.com/office/word/2010/wordprocessingInk" xmlns:wne="http://schemas.microsoft.com/office/word/2006/wordml" xmlns:wps="http://schemas.microsoft.com/office/word/2010/wordprocessingShape" mc:Ignorable="w14 w15 w16se w16cid w16 w16cex w16sdtdh w16sdtfl w16du wp14">
+<w:document xmlns:wpc="http://schemas.microsoft.com/office/word/2010/wordprocessingCanvas" xmlns:cx="http://schemas.microsoft.com/office/drawing/2014/chartex" xmlns:cx1="http://schemas.microsoft.com/office/drawing/2015/9/8/chartex" xmlns:cx2="http://schemas.microsoft.com/office/drawing/2015/10/21/chartex" xmlns:cx3="http://schemas.microsoft.com/office/drawing/2016/5/9/chartex" xmlns:cx4="http://schemas.microsoft.com/office/drawing/2016/5/10/chartex" xmlns:cx5="http://schemas.microsoft.com/office/drawing/2016/5/11/chartex" xmlns:cx6="http://schemas.microsoft.com/office/drawing/2016/5/12/chartex" xmlns:cx7="http://schemas.microsoft.com/office/drawing/2016/5/13/chartex" xmlns:cx8="http://schemas.microsoft.com/office/drawing/2016/5/14/chartex" xmlns:mc="http://schemas.openxmlformats.org/markup-compatibility/2006" xmlns:aink="http://schemas.microsoft.com/office/drawing/2016/ink" xmlns:am3d="http://schemas.microsoft.com/office/drawing/2017/model3d" xmlns:o="urn:schemas-microsoft-com:office:office" xmlns:r="http://schemas.openxmlformats.org/officeDocument/2006/relationships" xmlns:m="http://schemas.openxmlformats.org/officeDocument/2006/math" xmlns:v="urn:schemas-microsoft-com:vml" xmlns:wp14="http://schemas.microsoft.com/office/word/2010/wordprocessingDrawing" xmlns:wp="http://schemas.openxmlformats.org/drawingml/2006/wordprocessingDrawing" xmlns:w10="urn:schemas-microsoft-com:office:word" xmlns:w="http://schemas.openxmlformats.org/wordprocessingml/2006/main" xmlns:w14="http://schemas.microsoft.com/office/word/2010/wordml" xmlns:w15="http://schemas.microsoft.com/office/word/2012/wordml" xmlns:w16cex="http://schemas.microsoft.com/office/word/2018/wordml/cex" xmlns:w16cid="http://schemas.microsoft.com/office/word/2016/wordml/cid" xmlns:w16="http://schemas.microsoft.com/office/word/2018/wordml" xmlns:w16sdtdh="http://schemas.microsoft.com/office/word/2020/wordml/sdtdatahash" xmlns:w16se="http://schemas.microsoft.com/office/word/2015/wordml/symex" xmlns:wpg="http://schemas.microsoft.com/office/word/2010/wordprocessingGroup" xmlns:wpi="http://schemas.microsoft.com/office/word/2010/wordprocessingInk" xmlns:wne="http://schemas.microsoft.com/office/word/2006/wordml" xmlns:wps="http://schemas.microsoft.com/office/word/2010/wordprocessingShape" mc:Ignorable="w14 w15 w16se w16cid w16 w16cex w16sdtdh wp14">
   <w:body>
     <w:p>
+      <w:pPr>
+        <w:pStyle w:val="Titre"/>
+        <w:jc w:val="center"/>
+        <w:rPr>
+          <w:u w:val="single"/>
+        </w:rPr>
+      </w:pPr>
+      <w:r>
+        <w:rPr>
+          <w:u w:val="single"/>
+        </w:rPr>
+        <w:t>Répartition des tâches</w:t>
+      </w:r>
+    </w:p>
+    <w:p/>
+    <w:p/>
+    <w:p>
+      <w:pPr>
+        <w:pStyle w:val="Titre2"/>
+      </w:pPr>
       <w:r>
         <w:t>Ivan :</w:t>
       </w:r>
     </w:p>
     <w:p>
-      <w:proofErr w:type="gramStart"/>
       <w:r>
-        <w:t>home</w:t>
-      </w:r>
-      <w:proofErr w:type="gramEnd"/>
-      <w:r>
-        <w:t xml:space="preserve"> page,</w:t>
+        <w:t>homepage,</w:t>
       </w:r>
     </w:p>
     <w:p>
-      <w:proofErr w:type="gramStart"/>
       <w:r>
-        <w:t>couleur</w:t>
-      </w:r>
-      <w:proofErr w:type="gramEnd"/>
-      <w:r>
-        <w:t>,</w:t>
+        <w:t>couleur,</w:t>
       </w:r>
     </w:p>
     <w:p>
-      <w:proofErr w:type="gramStart"/>
       <w:r>
-        <w:t>perspective</w:t>
-      </w:r>
-      <w:proofErr w:type="gramEnd"/>
-      <w:r>
-        <w:t xml:space="preserve"> /forme,</w:t>
+        <w:t>perspective /forme</w:t>
       </w:r>
     </w:p>
     <w:p/>
     <w:p>
+      <w:pPr>
+        <w:pStyle w:val="Titre2"/>
+      </w:pPr>
       <w:r>
         <w:t>Thomas :</w:t>
       </w:r>
     </w:p>
     <w:p>
-      <w:proofErr w:type="spellStart"/>
       <w:r>
-        <w:t>EDT+Atelier</w:t>
-      </w:r>
-      <w:proofErr w:type="spellEnd"/>
-      <w:r>
-        <w:t>,</w:t>
+        <w:t>EDT+Atelier,</w:t>
       </w:r>
     </w:p>
     <w:p>
-      <w:proofErr w:type="gramStart"/>
       <w:r>
-        <w:t>liens</w:t>
-      </w:r>
-      <w:proofErr w:type="gramEnd"/>
-      <w:r>
-        <w:t xml:space="preserve"> vers exo,</w:t>
+        <w:t>liens vers exo,</w:t>
       </w:r>
     </w:p>
     <w:p>
-      <w:proofErr w:type="gramStart"/>
       <w:r>
-        <w:t>conseils</w:t>
-      </w:r>
-      <w:proofErr w:type="gramEnd"/>
-      <w:r>
-        <w:t xml:space="preserve"> et locations</w:t>
+        <w:t>conseils et locations</w:t>
       </w:r>
     </w:p>
     <w:p/>
     <w:p>
-      <w:proofErr w:type="spellStart"/>
+      <w:pPr>
+        <w:pStyle w:val="Titre2"/>
+      </w:pPr>
       <w:r>
-        <w:t>Luckas</w:t>
-      </w:r>
-      <w:proofErr w:type="spellEnd"/>
-      <w:r>
-        <w:t xml:space="preserve"> </w:t>
-      </w:r>
-      <w:r>
-        <w:t>:</w:t>
+        <w:t>Luckas :</w:t>
       </w:r>
     </w:p>
     <w:p>
-      <w:proofErr w:type="gramStart"/>
       <w:r>
-        <w:t>anatomie</w:t>
-      </w:r>
-      <w:proofErr w:type="gramEnd"/>
-      <w:r>
-        <w:t>,</w:t>
+        <w:t>anatomie,</w:t>
       </w:r>
     </w:p>
     <w:p>
-      <w:proofErr w:type="gramStart"/>
       <w:r>
-        <w:t>qualité</w:t>
-      </w:r>
-      <w:proofErr w:type="gramEnd"/>
-      <w:r>
-        <w:t xml:space="preserve"> de lignes/valeurs,</w:t>
+        <w:t>qualité de lignes/valeurs,</w:t>
       </w:r>
     </w:p>
     <w:p>
-      <w:proofErr w:type="gramStart"/>
       <w:r>
         <w:t>composition</w:t>
       </w:r>
-      <w:proofErr w:type="gramEnd"/>
     </w:p>
     <w:sectPr>
       <w:pgSz w:w="11906" w:h="16838"/>
@@ -125,7 +101,7 @@
 </file>
 
 <file path=word/styles.xml><?xml version="1.0" encoding="utf-8"?>
-<w:styles xmlns:mc="http://schemas.openxmlformats.org/markup-compatibility/2006" xmlns:r="http://schemas.openxmlformats.org/officeDocument/2006/relationships" xmlns:w="http://schemas.openxmlformats.org/wordprocessingml/2006/main" xmlns:w14="http://schemas.microsoft.com/office/word/2010/wordml" xmlns:w15="http://schemas.microsoft.com/office/word/2012/wordml" xmlns:w16cex="http://schemas.microsoft.com/office/word/2018/wordml/cex" xmlns:w16cid="http://schemas.microsoft.com/office/word/2016/wordml/cid" xmlns:w16="http://schemas.microsoft.com/office/word/2018/wordml" xmlns:w16du="http://schemas.microsoft.com/office/word/2023/wordml/word16du" xmlns:w16sdtdh="http://schemas.microsoft.com/office/word/2020/wordml/sdtdatahash" xmlns:w16sdtfl="http://schemas.microsoft.com/office/word/2024/wordml/sdtformatlock" xmlns:w16se="http://schemas.microsoft.com/office/word/2015/wordml/symex" mc:Ignorable="w14 w15 w16se w16cid w16 w16cex w16sdtdh w16sdtfl w16du">
+<w:styles xmlns:mc="http://schemas.openxmlformats.org/markup-compatibility/2006" xmlns:r="http://schemas.openxmlformats.org/officeDocument/2006/relationships" xmlns:w="http://schemas.openxmlformats.org/wordprocessingml/2006/main" xmlns:w14="http://schemas.microsoft.com/office/word/2010/wordml" xmlns:w15="http://schemas.microsoft.com/office/word/2012/wordml" xmlns:w16cex="http://schemas.microsoft.com/office/word/2018/wordml/cex" xmlns:w16cid="http://schemas.microsoft.com/office/word/2016/wordml/cid" xmlns:w16="http://schemas.microsoft.com/office/word/2018/wordml" xmlns:w16sdtdh="http://schemas.microsoft.com/office/word/2020/wordml/sdtdatahash" xmlns:w16se="http://schemas.microsoft.com/office/word/2015/wordml/symex" mc:Ignorable="w14 w15 w16se w16cid w16 w16cex w16sdtdh">
   <w:docDefaults>
     <w:rPrDefault>
       <w:rPr>
@@ -552,10 +528,9 @@
     <w:next w:val="Normal"/>
     <w:link w:val="Titre2Car"/>
     <w:uiPriority w:val="9"/>
-    <w:semiHidden/>
     <w:unhideWhenUsed/>
     <w:qFormat/>
-    <w:rsid w:val="000677EC"/>
+    <w:rsid w:val="00AA74A3"/>
     <w:pPr>
       <w:keepNext/>
       <w:keepLines/>
@@ -564,9 +539,9 @@
     </w:pPr>
     <w:rPr>
       <w:rFonts w:asciiTheme="majorHAnsi" w:eastAsiaTheme="majorEastAsia" w:hAnsiTheme="majorHAnsi" w:cstheme="majorBidi"/>
-      <w:color w:val="0F4761" w:themeColor="accent1" w:themeShade="BF"/>
       <w:sz w:val="32"/>
       <w:szCs w:val="32"/>
+      <w:u w:val="single"/>
     </w:rPr>
   </w:style>
   <w:style w:type="paragraph" w:styleId="Titre3">
@@ -769,13 +744,12 @@
     <w:basedOn w:val="Policepardfaut"/>
     <w:link w:val="Titre2"/>
     <w:uiPriority w:val="9"/>
-    <w:semiHidden/>
-    <w:rsid w:val="000677EC"/>
+    <w:rsid w:val="00AA74A3"/>
     <w:rPr>
       <w:rFonts w:asciiTheme="majorHAnsi" w:eastAsiaTheme="majorEastAsia" w:hAnsiTheme="majorHAnsi" w:cstheme="majorBidi"/>
-      <w:color w:val="0F4761" w:themeColor="accent1" w:themeShade="BF"/>
       <w:sz w:val="32"/>
       <w:szCs w:val="32"/>
+      <w:u w:val="single"/>
     </w:rPr>
   </w:style>
   <w:style w:type="character" w:customStyle="1" w:styleId="Titre3Car">
